--- a/test_report.docx
+++ b/test_report.docx
@@ -15,9 +15,7 @@
     <w:p>
       <w:r>
         <w:br/>
-        <w:t xml:space="preserve">Bepaalde leeftijden zijn gekoppeld aan een fase. Een fase welke wordt gekenmerkt door specifieke zorgen en verantwoordelijkheden. </w:t>
-        <w:br/>
-        <w:t xml:space="preserve">Een loopbaanfase illustreert de motivatie en ontwikkeling gedurende iemands levensloop en de daaruit voorvloeiende normen en waarden die men centraal stelt in de loopbaan. </w:t>
+        <w:t xml:space="preserve">Bepaalde leeftijden zijn gekoppeld aan een fase. Een fase welke wordt gekenmerkt door specifieke zorgen en verantwoordelijkheden. Een loopbaanfase illustreert de motivatie en ontwikkeling gedurende iemands levensloop en de daaruit voorvloeiende normen en waarden die men centraal stelt in de loopbaan. </w:t>
         <w:br/>
         <w:t xml:space="preserve">Conform de bovenstaande theorie bevindt jij je in de volgende loopbaanfase: </w:t>
         <w:br/>
@@ -25,21 +23,16 @@
     </w:p>
     <w:p>
       <w:r>
+        <w:rPr>
+          <w:b/>
+        </w:rPr>
+        <w:t xml:space="preserve">29 tot 33 jaar | Carrière-opbouw en stabiliteit. </w:t>
+      </w:r>
+    </w:p>
+    <w:p>
+      <w:r>
         <w:br/>
-        <w:t xml:space="preserve">22 tot 28 jaar | Vorming van professionele identiteit. </w:t>
-        <w:br/>
-        <w:br/>
-        <w:t xml:space="preserve">Van je 22e tot 28e vorm je jouw professionele identiteit en zet je belangrijke stappen richting een stabiele en bevredigende carrière. </w:t>
-        <w:br/>
-        <w:t xml:space="preserve">In deze periode probeer je verschillende rollen uit, ontwikkel je je vaardigheden en bouw je aan je netwerk. </w:t>
-        <w:br/>
-        <w:t xml:space="preserve">Je streeft naar een balans tussen financiële stabiliteit en persoonlijke groei. </w:t>
-        <w:br/>
-        <w:t xml:space="preserve">De ervaringen en keuzes die je nu maakt, vormen de basis voor zowel je toekomstige loopbaan als je persoonlijke leven. </w:t>
-        <w:br/>
-        <w:t>Deze jaren zijn daarmee essentieel voor je verdere ontwikkeling en succes.</w:t>
-        <w:br/>
-        <w:br/>
+        <w:t>Van je 29e tot 33e bouw je je carrière verder op en verdiep je je in je vakgebied. Vaak groei je door naar meer verantwoordelijke posities en specialiseer je je verder. In deze fase richt je je op verdere carrièreontwikkeling, stabiliteit en het vinden van balans tussen werk en privé. Het is ook een tijd waarin je belangrijke levenskeuzes maakt, zoals het aangaan van een langdurige relatie, het starten van een gezin of het nemen van beslissingen over waar je langdurig wilt wonen en werken.</w:t>
       </w:r>
     </w:p>
     <w:p>
@@ -55,13 +48,7 @@
     <w:p>
       <w:r>
         <w:br/>
-        <w:t xml:space="preserve">Om goede loopbaanbeslissingen te nemen, dient men te beschikken over een goed beeld van de eigen persoonlijkheid. </w:t>
-        <w:br/>
-        <w:t xml:space="preserve">Voor het in kaart brengen van de persoonlijkheid gebruikten wij het zogenaamde Big Five model. </w:t>
-        <w:br/>
-        <w:t xml:space="preserve">De zogenaamde vijffactorenstructuur wordt dan ook erkend als een model welke een vrijwel universeel sjabloon vormt voor het beschrijven </w:t>
-        <w:br/>
-        <w:t xml:space="preserve">van de basisdimensies van persoonlijkheid. </w:t>
+        <w:t xml:space="preserve">Om goede loopbaanbeslissingen te nemen, dient men te beschikken over een goed beeld van de eigen persoonlijkheid. Voor het in kaart brengen van de persoonlijkheid gebruikten wij het zogenaamde Big Five model. De zogenaamde vijffactorenstructuur wordt dan ook erkend als een model welke een vrijwel universeel sjabloon vormt voor het beschrijven van de basisdimensies van persoonlijkheid. </w:t>
         <w:br/>
         <w:t>Volgens het Big Five model scoorde jij het hoogst op:</w:t>
         <w:br/>
@@ -69,147 +56,252 @@
       </w:r>
     </w:p>
     <w:p>
+      <w:r>
+        <w:rPr>
+          <w:b/>
+        </w:rPr>
+        <w:t>Extraversie | 14/30</w:t>
+      </w:r>
+    </w:p>
+    <w:p>
       <w:pPr>
-        <w:pStyle w:val="Heading2"/>
+        <w:spacing w:after="120"/>
+        <w:ind w:left="0"/>
       </w:pPr>
       <w:r>
-        <w:t>Extraversie</w:t>
+        <w:t>Neutrale score op extraversie</w:t>
+      </w:r>
+    </w:p>
+    <w:p>
+      <w:pPr>
+        <w:spacing w:after="120"/>
+        <w:ind w:left="0"/>
+      </w:pPr>
+      <w:r>
+        <w:t>Met een gemiddelde score op extraversie laat je een gebalanceerde aanpak zien in sociale situaties. Je kunt genieten van gezelschap, maar hebt ook momenten nodig om alleen te zijn.</w:t>
+      </w:r>
+    </w:p>
+    <w:p>
+      <w:pPr>
+        <w:spacing w:after="120"/>
+        <w:ind w:left="0"/>
+      </w:pPr>
+      <w:r>
+        <w:t>Dit komt tot uiting in:</w:t>
+      </w:r>
+    </w:p>
+    <w:p>
+      <w:pPr>
+        <w:spacing w:after="120"/>
+        <w:ind w:left="567"/>
+      </w:pPr>
+      <w:r>
+        <w:t>• Hartelijkheid: Je bent vriendelijk, maar niet altijd degene die het initiatief neemt in sociale interacties.</w:t>
+      </w:r>
+    </w:p>
+    <w:p>
+      <w:pPr>
+        <w:spacing w:after="120"/>
+        <w:ind w:left="567"/>
+      </w:pPr>
+      <w:r>
+        <w:t>• Sociabiliteit: Je voelt je prettig in groepen, maar hebt geen behoefte om altijd het middelpunt van de aandacht te zijn.</w:t>
+      </w:r>
+    </w:p>
+    <w:p>
+      <w:pPr>
+        <w:spacing w:after="120"/>
+        <w:ind w:left="567"/>
+      </w:pPr>
+      <w:r>
+        <w:t>• Dominantie: Je neemt leiding als het nodig is, maar kunt ook volgen.</w:t>
+      </w:r>
+    </w:p>
+    <w:p>
+      <w:pPr>
+        <w:spacing w:after="120"/>
+        <w:ind w:left="567"/>
+      </w:pPr>
+      <w:r>
+        <w:t>• Energie: Je hebt een stabiel energieniveau zonder opvallend uitbundig te zijn.</w:t>
+      </w:r>
+    </w:p>
+    <w:p>
+      <w:pPr>
+        <w:spacing w:after="120"/>
+        <w:ind w:left="567"/>
+      </w:pPr>
+      <w:r>
+        <w:t>• Avonturisme: Je probeert af en toe iets nieuws maar zoekt niet constant avontuur.</w:t>
+      </w:r>
+    </w:p>
+    <w:p>
+      <w:pPr>
+        <w:spacing w:after="120"/>
+        <w:ind w:left="567"/>
+      </w:pPr>
+      <w:r>
+        <w:t>• Vrolijkheid: Je hebt een evenwichtige uitstraling en bent positief zonder overdadig uitbundig te zijn.</w:t>
       </w:r>
     </w:p>
     <w:p>
       <w:r>
-        <w:t>Neutrale score op extraversie</w:t>
-        <w:br/>
-        <w:t xml:space="preserve">    Met een gemiddelde score op extraversie laat je een gebalanceerde aanpak zien in sociale situaties.</w:t>
-        <w:br/>
-        <w:t xml:space="preserve">    Je kunt genieten van gezelschap, maar hebt ook momenten nodig om alleen te zijn.</w:t>
-        <w:br/>
-        <w:t xml:space="preserve">    Dit komt tot uiting in:</w:t>
-        <w:br/>
-        <w:br/>
-        <w:t xml:space="preserve">    • Hartelijkheid: Je bent vriendelijk, maar niet altijd degene die het initiatief neemt in sociale interacties.</w:t>
-        <w:br/>
-        <w:t xml:space="preserve">    • Sociabiliteit: Je voelt je prettig in groepen, maar hebt geen behoefte om altijd het middelpunt van de aandacht te zijn.</w:t>
-        <w:br/>
-        <w:t xml:space="preserve">    • Dominantie: Je neemt leiding als het nodig is, maar kunt ook volgen.</w:t>
-        <w:br/>
-        <w:t xml:space="preserve">    • Energie: Je hebt een stabiel energieniveau zonder opvallend uitbundig te zijn.</w:t>
-        <w:br/>
-        <w:t xml:space="preserve">    • Avonturisme: Je probeert af en toe iets nieuws maar zoekt niet constant avontuur.</w:t>
-        <w:br/>
-        <w:t xml:space="preserve">    • Vrolijkheid: Je hebt een evenwichtige uitstraling en bent positief zonder overdadig uitbundig te zijn.</w:t>
+        <w:rPr>
+          <w:b/>
+        </w:rPr>
+        <w:t>Openheid | 25/30</w:t>
       </w:r>
     </w:p>
     <w:p>
       <w:pPr>
-        <w:pStyle w:val="Heading2"/>
+        <w:spacing w:after="120"/>
+        <w:ind w:left="0"/>
       </w:pPr>
       <w:r>
-        <w:t>Altruïsme</w:t>
+        <w:t>Hoge score op openheid voor nieuwe ervaringen</w:t>
+      </w:r>
+    </w:p>
+    <w:p>
+      <w:pPr>
+        <w:spacing w:after="120"/>
+        <w:ind w:left="0"/>
+      </w:pPr>
+      <w:r>
+        <w:t>Als je hoog scoort op openheid voor nieuwe ervaringen, ben je nieuwsgierig, creatief en bereid om buiten de gebaande paden te denken. Je hebt een sterk verlangen om nieuwe ideeën en ervaringen te verkennen, en je hebt een brede belangstelling voor kunst, filosofie en andere abstracte concepten. Dit zie je terug in de volgende eigenschappen:</w:t>
+      </w:r>
+    </w:p>
+    <w:p>
+      <w:pPr>
+        <w:spacing w:after="120"/>
+        <w:ind w:left="567"/>
+      </w:pPr>
+      <w:r>
+        <w:t>• Fantasie: Je hebt een rijke verbeelding en kunt goed dagdromen of nieuwe, creatieve ideeën ontwikkelen. Je geniet van het verkennen van ongewone gedachten en concepten.</w:t>
+      </w:r>
+    </w:p>
+    <w:p>
+      <w:pPr>
+        <w:spacing w:after="120"/>
+        <w:ind w:left="567"/>
+      </w:pPr>
+      <w:r>
+        <w:t>• Esthetiek: Je hebt een diepe waardering voor kunst en schoonheid. Je voelt je vaak geïnspireerd door muziek, schilderijen, architectuur en andere vormen van kunst.</w:t>
+      </w:r>
+    </w:p>
+    <w:p>
+      <w:pPr>
+        <w:spacing w:after="120"/>
+        <w:ind w:left="567"/>
+      </w:pPr>
+      <w:r>
+        <w:t>• Gevoelens: Je staat in contact met je eigen emoties en hebt vaak intense gevoelens die je graag uitdrukt of onderzoekt. Je hebt een open benadering van je innerlijke wereld.</w:t>
+      </w:r>
+    </w:p>
+    <w:p>
+      <w:pPr>
+        <w:spacing w:after="120"/>
+        <w:ind w:left="567"/>
+      </w:pPr>
+      <w:r>
+        <w:t>• Veranderbaarheid: Je hebt een flexibele en open houding tegenover verandering. Je hebt geen bezwaar tegen het verkennen van nieuwe manieren van doen en denkt vaak buiten de traditionele normen.</w:t>
+      </w:r>
+    </w:p>
+    <w:p>
+      <w:pPr>
+        <w:spacing w:after="120"/>
+        <w:ind w:left="567"/>
+      </w:pPr>
+      <w:r>
+        <w:t>• Ideeën: Je bent geïnteresseerd in abstracte ideeën en filosofieën. Je houdt van discussies over diepe of complexe onderwerpen en zoekt voortdurend naar nieuwe inzichten.</w:t>
+      </w:r>
+    </w:p>
+    <w:p>
+      <w:pPr>
+        <w:spacing w:after="120"/>
+        <w:ind w:left="567"/>
+      </w:pPr>
+      <w:r>
+        <w:t>• Waarden: Je hebt vaak een progressieve benadering van ethische en maatschappelijke kwesties. Je bent open-minded en hebt een sterke interesse in diversiteit en nieuwe sociale concepten.</w:t>
       </w:r>
     </w:p>
     <w:p>
       <w:r>
-        <w:t>Neutrale score op altruïsme</w:t>
-        <w:br/>
-        <w:t xml:space="preserve">    Met een gemiddelde score op altruïsme houd je een balans tussen je eigen belangen en die van anderen. Je bent bereid om te helpen en samen te werken, maar je bewaakt ook je eigen grenzen. Je kunt empathisch zijn zonder jezelf weg te cijferen. Dit zie je terug in:</w:t>
-        <w:br/>
-        <w:br/>
-        <w:t xml:space="preserve">    • Vertrouwen: Je gelooft in anderen, maar blijft alert op intenties.</w:t>
-        <w:br/>
-        <w:t xml:space="preserve">    • Oprechtheid: Je bent meestal eerlijk, maar maakt soms strategische keuzes.</w:t>
-        <w:br/>
-        <w:t xml:space="preserve">    • Zorgzaamheid: Je helpt anderen als het nodig is, maar niet ten koste van jezelf.</w:t>
-        <w:br/>
-        <w:t xml:space="preserve">    • Inschikkelijkheid: Je kunt compromissen sluiten, maar ook op je standpunt blijven staan.</w:t>
-        <w:br/>
-        <w:t xml:space="preserve">    • Bescheidenheid: Je erkent je successen zonder ze te benadrukken.</w:t>
-        <w:br/>
-        <w:t xml:space="preserve">    • Medeleven: Je bent betrokken, maar laat je niet overspoelen door de emoties van anderen.</w:t>
+        <w:rPr>
+          <w:b/>
+        </w:rPr>
+        <w:t>Consciëntieusheid | 22/30</w:t>
       </w:r>
     </w:p>
     <w:p>
       <w:pPr>
-        <w:pStyle w:val="Heading2"/>
+        <w:spacing w:after="120"/>
+        <w:ind w:left="0"/>
       </w:pPr>
       <w:r>
-        <w:t>Consciëntieusheid</w:t>
-      </w:r>
-    </w:p>
-    <w:p>
-      <w:r>
-        <w:t>Neutrale score op consciëntieusheid</w:t>
-        <w:br/>
-        <w:t xml:space="preserve">    Als je neutraal scoort op consciëntieusheid, ben je redelijk georganiseerd en verantwoordelijk, maar je hebt niet altijd een rigide structuur in je leven. Je voldoet aan je verplichtingen, maar je hoeft niet per se alles tot in de puntjes te plannen. Je hebt een gezonde balans tussen werk en ontspanning. Dit zie je terug in de volgende eigenschappen:</w:t>
-        <w:br/>
-        <w:br/>
-        <w:t xml:space="preserve">    • Doelmatigheid: Je hebt doelen, maar je werkt niet altijd op een gestructureerde manier om ze te bereiken. Soms ben je wat flexibeler in je benadering.</w:t>
-        <w:br/>
-        <w:t xml:space="preserve">    • Orderlijkheid: Je werkplek is redelijk georganiseerd, maar af en toe laat je dingen liggen of raakt je bureau een beetje rommelig. Je hebt geen grote moeite met het vinden van een balans tussen orde en chaos.</w:t>
-        <w:br/>
-        <w:t xml:space="preserve">    • Betrouwbaarheid: Je komt meestal je verplichtingen na, maar je hebt af en toe wat meer tijd nodig om dingen af te maken. Je bent betrouwbaar, maar niet altijd strikt.</w:t>
-        <w:br/>
-        <w:t xml:space="preserve">    • Ambitie: Je hebt een gezonde ambitie, maar je bent niet geobsedeerd door succes. Je bent tevreden met je werk, zolang het interessant blijft, maar je zoekt niet per se naar manieren om snel op te klimmen.</w:t>
-        <w:br/>
-        <w:t xml:space="preserve">    • Zelfdiscipline: Je hebt zelfdiscipline, maar je laat je af en toe afleiden. Soms stel je dingen uit, maar over het algemeen werk je voldoende om je doelen te behalen.</w:t>
-        <w:br/>
-        <w:t xml:space="preserve">    • Bedachtzaamheid: Je denkt na over je beslissingen, maar soms reageer je snel op situaties zonder alles in detail te overwegen.</w:t>
+        <w:t>Hoge score op consciëntieusheid</w:t>
       </w:r>
     </w:p>
     <w:p>
       <w:pPr>
-        <w:pStyle w:val="Heading2"/>
+        <w:spacing w:after="120"/>
+        <w:ind w:left="0"/>
       </w:pPr>
       <w:r>
-        <w:t>Neuroticisme</w:t>
-      </w:r>
-    </w:p>
-    <w:p>
-      <w:r>
-        <w:t>Neutrale score op neuroticisme</w:t>
-        <w:br/>
-        <w:t xml:space="preserve">    Als je neutraal scoort op neuroticisme, ervaar je een gebalanceerd emotioneel leven. Je hebt de neiging om stress aan te kunnen en hebt een redelijk stabiele gemoedstoestand, maar soms voel je je bezorgd of geïrriteerd. Je weet je emoties meestal goed te reguleren, maar hebt af en toe momenten van onzekerheid of frustratie. Dit zie je terug in de volgende eigenschappen:</w:t>
-        <w:br/>
-        <w:br/>
-        <w:t xml:space="preserve">    • Angst: Je maakt je af en toe zorgen, maar kunt meestal relativeren en kalm blijven in stressvolle situaties. Je denkt niet vaak aan de ergste scenario's.</w:t>
-        <w:br/>
-        <w:t xml:space="preserve">    • Ergernis: Je raakt soms geïrriteerd door mensen of situaties, maar het duurt meestal niet lang en je kunt jezelf weer snel kalmeren.</w:t>
-        <w:br/>
-        <w:t xml:space="preserve">    • Depressie: Je hebt niet vaak last van diepe gevoelens van verdriet of hopeloosheid, maar soms kun je je wel een beetje down voelen, vooral als dingen niet goed gaan.</w:t>
-        <w:br/>
-        <w:t xml:space="preserve">    • Schaamte: Je maakt je niet altijd zorgen over hoe anderen je zien, maar af en toe voel je je ongemakkelijk of beschaamd over je acties.</w:t>
-        <w:br/>
-        <w:t xml:space="preserve">    • Impulsiviteit: Je kunt soms impulsief reageren, vooral in stressvolle situaties, maar je hebt meestal het vermogen om je emoties te beheersen.</w:t>
-        <w:br/>
-        <w:t xml:space="preserve">    • Kwetsbaarheid: Je kunt je af en toe kwetsbaar voelen voor stress, maar je herstelt je relatief snel en blijft meestal kalm in moeilijke situaties.</w:t>
+        <w:t>Als je hoog scoort op consciëntieusheid, ben je georganiseerd, doelgericht en verantwoordelijk. Je houdt ervan om dingen goed te plannen en je volgt altijd de regels. Je hebt een sterk verantwoordelijkheidsgevoel en houdt ervan om je taken goed uit te voeren. Dit zie je terug in de volgende eigenschappen:</w:t>
       </w:r>
     </w:p>
     <w:p>
       <w:pPr>
-        <w:pStyle w:val="Heading2"/>
+        <w:spacing w:after="120"/>
+        <w:ind w:left="567"/>
       </w:pPr>
       <w:r>
-        <w:t>Openheid</w:t>
+        <w:t>• Doelmatigheid: Je hebt duidelijke doelen voor ogen en werkt hard om deze te bereiken. Je houdt je goed aan deadlines en laat je niet snel afleiden.</w:t>
       </w:r>
     </w:p>
     <w:p>
+      <w:pPr>
+        <w:spacing w:after="120"/>
+        <w:ind w:left="567"/>
+      </w:pPr>
       <w:r>
-        <w:t>Hoge score op openheid voor nieuwe ervaringen</w:t>
-        <w:br/>
-        <w:t xml:space="preserve">    Als je hoog scoort op openheid voor nieuwe ervaringen, ben je nieuwsgierig, creatief en bereid om buiten de gebaande paden te denken. Je hebt een sterk verlangen om nieuwe ideeën en ervaringen te verkennen, en je hebt een brede belangstelling voor kunst, filosofie en andere abstracte concepten. Dit zie je terug in de volgende eigenschappen:</w:t>
-        <w:br/>
-        <w:br/>
-        <w:t xml:space="preserve">    • Fantasie: Je hebt een rijke verbeelding en kunt goed dagdromen of nieuwe, creatieve ideeën ontwikkelen. Je geniet van het verkennen van ongewone gedachten en concepten.</w:t>
-        <w:br/>
-        <w:t xml:space="preserve">    • Esthetiek: Je hebt een diepe waardering voor kunst en schoonheid. Je voelt je vaak geïnspireerd door muziek, schilderijen, architectuur en andere vormen van kunst.</w:t>
-        <w:br/>
-        <w:t xml:space="preserve">    • Gevoelens: Je staat in contact met je eigen emoties en hebt vaak intense gevoelens die je graag uitdrukt of onderzoekt. Je hebt een open benadering van je innerlijke wereld.</w:t>
-        <w:br/>
-        <w:t xml:space="preserve">    • Veranderbaarheid: Je hebt een flexibele en open houding tegenover verandering. Je hebt geen bezwaar tegen het verkennen van nieuwe manieren van doen en denkt vaak buiten de traditionele normen.</w:t>
-        <w:br/>
-        <w:t xml:space="preserve">    • Ideeën: Je bent geïnteresseerd in abstracte ideeën en filosofieën. Je houdt van discussies over diepe of complexe onderwerpen en zoekt voortdurend naar nieuwe inzichten.</w:t>
-        <w:br/>
-        <w:t xml:space="preserve">    • Waarden: Je hebt vaak een progressieve benadering van ethische en maatschappelijke kwesties. Je bent open-minded en hebt een sterke interesse in diversiteit en nieuwe sociale concepten.</w:t>
+        <w:t>• Orderlijkheid: Je hebt altijd een georganiseerde werkplek, waar alles op de juiste plaats ligt. Je hebt een systematische benadering van alles wat je doet.</w:t>
+      </w:r>
+    </w:p>
+    <w:p>
+      <w:pPr>
+        <w:spacing w:after="120"/>
+        <w:ind w:left="567"/>
+      </w:pPr>
+      <w:r>
+        <w:t>• Betrouwbaarheid: Je kunt altijd op je woord vertrouwen. Als je een belofte doet, zorg je ervoor dat je deze nakomt, zelfs als het betekent dat je extra moeite moet doen.</w:t>
+      </w:r>
+    </w:p>
+    <w:p>
+      <w:pPr>
+        <w:spacing w:after="120"/>
+        <w:ind w:left="567"/>
+      </w:pPr>
+      <w:r>
+        <w:t>• Ambitie: Je hebt hoge verwachtingen van jezelf en streeft naar succes in je carrière. Je bent gemotiveerd om verder te groeien en neemt de nodige stappen om je doelen te behalen.</w:t>
+      </w:r>
+    </w:p>
+    <w:p>
+      <w:pPr>
+        <w:spacing w:after="120"/>
+        <w:ind w:left="567"/>
+      </w:pPr>
+      <w:r>
+        <w:t>• Zelfdiscipline: Je hebt de capaciteit om jezelf te reguleren. Je vermijdt afleidingen en blijft gefocust, ook wanneer het moeilijk wordt.</w:t>
+      </w:r>
+    </w:p>
+    <w:p>
+      <w:pPr>
+        <w:spacing w:after="120"/>
+        <w:ind w:left="567"/>
+      </w:pPr>
+      <w:r>
+        <w:t>• Bedachtzaamheid: Je neemt de tijd om beslissingen zorgvuldig te overwegen. Je reageert niet impulsief, maar denkt na over de langetermijngevolgen van je acties.</w:t>
       </w:r>
     </w:p>
     <w:p>
@@ -225,15 +317,7 @@
     <w:p>
       <w:r>
         <w:br/>
-        <w:t xml:space="preserve">Voor het beantwoorden van de “Wat wil ik?” vraag, </w:t>
-        <w:br/>
-        <w:t xml:space="preserve">doorliepen we samen een vragenlijst waarmee we de zogenaamde loopbaanankers konden definiëren. </w:t>
-        <w:br/>
-        <w:t xml:space="preserve">Een loopbaananker is een gebied dat van zulk enorm belang is dat jij het nooit zou opgeven. </w:t>
-        <w:br/>
-        <w:t xml:space="preserve">Je definieert als het ware jouw zelfbeeld met betrekking tot dat belang, </w:t>
-        <w:br/>
-        <w:t xml:space="preserve">welke in elke loopbaanfase dan ook een doorslaggevende factor vormt. </w:t>
+        <w:t xml:space="preserve">Voor het beantwoorden van de “Wat wil ik?” vraag, doorliepen we samen een vragenlijst waarmee we de zogenaamde loopbaanankers konden definiëren. Een loopbaananker is een gebied dat van zulk enorm belang is dat jij het nooit zou opgeven. Je definieert als het ware jouw zelfbeeld met betrekking tot dat belang, welke in elke loopbaanfase dan ook een doorslaggevende factor vormt. </w:t>
         <w:br/>
         <w:t>Volgens ons onderzoek scoor jij het hoogst op de volgende loopbaanankers:</w:t>
         <w:br/>
@@ -249,17 +333,15 @@
     </w:p>
     <w:p>
       <w:r>
+        <w:rPr>
+          <w:b/>
+        </w:rPr>
         <w:t xml:space="preserve">Omhoog komen | </w:t>
-        <w:br/>
-        <w:t xml:space="preserve">De loopbaanoriëntatie "Omhoog komen" is gericht op jouw streven naar vooruitgang binnen een organisatie, </w:t>
-        <w:br/>
-        <w:t xml:space="preserve">waarbij het beklimmen van de hiërarchische ladder en het verkrijgen van meer status en invloed centraal staan. </w:t>
-        <w:br/>
-        <w:t xml:space="preserve">Dit proces gaat gepaard met toenemende verantwoordelijkheden, uitdagingen en kansen om leiderschap te tonen. </w:t>
-        <w:br/>
-        <w:t xml:space="preserve">Prestige en beloning groeien naarmate je hogere posities bereikt, </w:t>
-        <w:br/>
-        <w:t>wat jou motivatie biedt om continue professionele ontwikkeling na te streven en strategisch te netwerken binnen de organisatie.</w:t>
+      </w:r>
+    </w:p>
+    <w:p>
+      <w:r>
+        <w:t>De loopbaanoriëntatie "Omhoog komen" is gericht op jouw streven naar vooruitgang binnen een organisatie, waarbij het beklimmen van de hiërarchische ladder en het verkrijgen van meer status en invloed centraal staan. Dit proces gaat gepaard met toenemende verantwoordelijkheden, uitdagingen en kansen om leiderschap te tonen. Prestige en beloning groeien naarmate je hogere posities bereikt, wat jou motivatie biedt om continue professionele ontwikkeling na te streven en strategisch te netwerken binnen de organisatie.</w:t>
       </w:r>
     </w:p>
     <w:p>
@@ -272,17 +354,15 @@
     </w:p>
     <w:p>
       <w:r>
+        <w:rPr>
+          <w:b/>
+        </w:rPr>
         <w:t xml:space="preserve">Veilig voelen | </w:t>
-        <w:br/>
-        <w:t xml:space="preserve">De loopbaanoriëntatie "Veilig voelen" richt zich op jouw streven naar een stabiele baan binnen </w:t>
-        <w:br/>
-        <w:t xml:space="preserve">een goed georganiseerde en rustige werkomgeving. </w:t>
-        <w:br/>
-        <w:t xml:space="preserve">Jij verlangt naar langdurige en vaste dienstverbanden, waarin je erkend en gewaardeerd wordt door je werkgever. </w:t>
-        <w:br/>
-        <w:t xml:space="preserve">Je toont een loyale en toegewijde werkhouding, bent bereid hard te werken en hecht waarde aan onderling respect, </w:t>
-        <w:br/>
-        <w:t>wederkerigheid en loyaliteit in je teamrelaties.</w:t>
+      </w:r>
+    </w:p>
+    <w:p>
+      <w:r>
+        <w:t>De loopbaanoriëntatie "Veilig voelen" richt zich op jouw streven naar een stabiele baan binnen een goed georganiseerde en rustige werkomgeving. Jij verlangt naar langdurige en vaste dienstverbanden, waarin je erkend en gewaardeerd wordt door je werkgever. Je toont een loyale en toegewijde werkhouding, bent bereid hard te werken en hecht waarde aan onderling respect, wederkerigheid en loyaliteit in je teamrelaties.</w:t>
       </w:r>
     </w:p>
     <w:p>
@@ -298,9 +378,7 @@
     <w:p>
       <w:r>
         <w:br/>
-        <w:t xml:space="preserve">Aansluitend doorliepen we als laatste stadium het zogenaamde carrière cluster onderzoek. </w:t>
-        <w:br/>
-        <w:t xml:space="preserve">Met dit onderzoek waren we in staat om te identificeren welke beroepssectoren het beste aansluiten op jouw persoonlijkheid. </w:t>
+        <w:t xml:space="preserve">Aansluitend doorliepen we als laatste stadium het zogenaamde carrière cluster onderzoek. Met dit onderzoek waren we in staat om te identificeren welke beroepssectoren het beste aansluiten op jouw persoonlijkheid. </w:t>
         <w:br/>
         <w:t xml:space="preserve">Volgens ons onderzoek zijn dit de volgende beroepssectoren: </w:t>
         <w:br/>
@@ -316,17 +394,54 @@
     </w:p>
     <w:p>
       <w:r>
+        <w:rPr>
+          <w:b/>
+        </w:rPr>
         <w:t>Educatie en training |</w:t>
-        <w:br/>
+      </w:r>
+    </w:p>
+    <w:p>
+      <w:pPr>
+        <w:spacing w:after="120"/>
+        <w:ind w:left="0"/>
+      </w:pPr>
+      <w:r>
         <w:t>De sector "Educatie en training" omvat carrières die zich richten op het proces van kennisoverdracht en vaardigheidsontwikkeling om individuen voor te bereiden op persoonlijke en professionele groei. Dit omvat onder andere:</w:t>
-        <w:br/>
-        <w:br/>
-        <w:t>Formeel onderwijs: Leraren, docenten en professoren geven les op scholen en universiteiten, waarbij ze studenten voorzien van academische kennis en vaardigheden.</w:t>
-        <w:br/>
-        <w:t>Beroepsgerichte trainingen: Trainers en instructeurs bieden gespecialiseerde opleidingen aan voor specifieke beroepen, waardoor deelnemers de nodige competenties verwerven voor hun vakgebied.</w:t>
-        <w:br/>
-        <w:t>Bijscholing: Opleidingsspecialisten en cursusleiders verzorgen bijscholingsprogramma's en workshops om professionals te helpen nieuwe vaardigheden te leren en hun kennis up-to-date te houden.</w:t>
-        <w:br/>
+      </w:r>
+    </w:p>
+    <w:p>
+      <w:pPr>
+        <w:spacing w:after="120"/>
+        <w:ind w:left="567"/>
+      </w:pPr>
+      <w:r>
+        <w:t>• Formeel onderwijs: Leraren, docenten en professoren geven les op scholen en universiteiten, waarbij ze studenten voorzien van academische kennis en vaardigheden.</w:t>
+      </w:r>
+    </w:p>
+    <w:p>
+      <w:pPr>
+        <w:spacing w:after="120"/>
+        <w:ind w:left="567"/>
+      </w:pPr>
+      <w:r>
+        <w:t>• Beroepsgerichte trainingen: Trainers en instructeurs bieden gespecialiseerde opleidingen aan voor specifieke beroepen, waardoor deelnemers de nodige competenties verwerven voor hun vakgebied.</w:t>
+      </w:r>
+    </w:p>
+    <w:p>
+      <w:pPr>
+        <w:spacing w:after="120"/>
+        <w:ind w:left="567"/>
+      </w:pPr>
+      <w:r>
+        <w:t>• Bijscholing: Opleidingsspecialisten en cursusleiders verzorgen bijscholingsprogramma's en workshops om professionals te helpen nieuwe vaardigheden te leren en hun kennis up-to-date te houden.</w:t>
+      </w:r>
+    </w:p>
+    <w:p>
+      <w:pPr>
+        <w:spacing w:after="120"/>
+        <w:ind w:left="0"/>
+      </w:pPr>
+      <w:r>
         <w:t>Het doel van educatie en training is om mensen te voorzien van de benodigde kennis, competenties en kwalificaties om succesvol te zijn in hun carrières en waardevolle bijdragen te leveren aan de samenleving. Deze sector bevordert intellectuele ontwikkeling, kritisch denken en voortdurende persoonlijke verbetering.</w:t>
       </w:r>
     </w:p>
@@ -340,21 +455,72 @@
     </w:p>
     <w:p>
       <w:r>
+        <w:rPr>
+          <w:b/>
+        </w:rPr>
         <w:t xml:space="preserve">Architectuur en constructie | </w:t>
-        <w:br/>
+      </w:r>
+    </w:p>
+    <w:p>
+      <w:pPr>
+        <w:spacing w:after="120"/>
+        <w:ind w:left="0"/>
+      </w:pPr>
+      <w:r>
         <w:t>De sector "Architectuur en constructie" omvat een breed scala aan carrières die zich richten op het ontwerpen, plannen, beheren, bouwen en behouden van de gebouwde omgeving. Dit omvat onder andere:</w:t>
-        <w:br/>
-        <w:br/>
-        <w:t>Ontwerpen: Architecten en ontwerpers creëren de plannen voor nieuwe gebouwen en infrastructuur, rekening houdend met functionaliteit, esthetiek en duurzaamheid.</w:t>
-        <w:br/>
-        <w:t>Plannen: Stedenbouwkundigen en projectmanagers coördineren de ontwikkeling van bouwprojecten, van concept tot voltooiing, inclusief het opstellen van gedetailleerde bouwplannen en tijdlijnen.</w:t>
-        <w:br/>
-        <w:t>Beheren: Bouwmanagers en supervisors zorgen voor de organisatie en supervisie van bouwactiviteiten, waarbij ze ervoor zorgen dat projecten op schema en binnen budget worden uitgevoerd.</w:t>
-        <w:br/>
-        <w:t>Bouwen: Bouwvakkers, ingenieurs en aannemers werken samen aan de fysieke constructie van gebouwen, bruggen, wegen en andere infrastructuur.</w:t>
-        <w:br/>
-        <w:t>Behoud: Restaurateurs en onderhoudsspecialisten richten zich op het behoud en de renovatie van bestaande gebouwen en historische structuren, zodat deze duurzaam en veilig blijven.</w:t>
-        <w:br/>
+      </w:r>
+    </w:p>
+    <w:p>
+      <w:pPr>
+        <w:spacing w:after="120"/>
+        <w:ind w:left="567"/>
+      </w:pPr>
+      <w:r>
+        <w:t>• Ontwerpen: Architecten en ontwerpers creëren de plannen voor nieuwe gebouwen en infrastructuur, rekening houdend met functionaliteit, esthetiek en duurzaamheid.</w:t>
+      </w:r>
+    </w:p>
+    <w:p>
+      <w:pPr>
+        <w:spacing w:after="120"/>
+        <w:ind w:left="567"/>
+      </w:pPr>
+      <w:r>
+        <w:t>• Plannen: Stedenbouwkundigen en projectmanagers coördineren de ontwikkeling van bouwprojecten, van concept tot voltooiing, inclusief het opstellen van gedetailleerde bouwplannen en tijdlijnen.</w:t>
+      </w:r>
+    </w:p>
+    <w:p>
+      <w:pPr>
+        <w:spacing w:after="120"/>
+        <w:ind w:left="567"/>
+      </w:pPr>
+      <w:r>
+        <w:t>• Beheren: Bouwmanagers en supervisors zorgen voor de organisatie en supervisie van bouwactiviteiten, waarbij ze ervoor zorgen dat projecten op schema en binnen budget worden uitgevoerd.</w:t>
+      </w:r>
+    </w:p>
+    <w:p>
+      <w:pPr>
+        <w:spacing w:after="120"/>
+        <w:ind w:left="567"/>
+      </w:pPr>
+      <w:r>
+        <w:t>• Bouwen: Bouwvakkers, ingenieurs en aannemers werken samen aan de fysieke constructie van gebouwen, bruggen, wegen en andere infrastructuur.</w:t>
+      </w:r>
+    </w:p>
+    <w:p>
+      <w:pPr>
+        <w:spacing w:after="120"/>
+        <w:ind w:left="567"/>
+      </w:pPr>
+      <w:r>
+        <w:t>• Behoud: Restaurateurs en onderhoudsspecialisten richten zich op het behoud en de renovatie van bestaande gebouwen en historische structuren, zodat deze duurzaam en veilig blijven.</w:t>
+      </w:r>
+    </w:p>
+    <w:p>
+      <w:pPr>
+        <w:spacing w:after="120"/>
+        <w:ind w:left="0"/>
+      </w:pPr>
+      <w:r>
         <w:t>Deze sector speelt een cruciale rol in de vormgeving van onze leefomgeving en draagt bij aan economische ontwikkeling, stedelijke planning en het behoud van cultureel erfgoed.</w:t>
       </w:r>
     </w:p>
@@ -371,13 +537,7 @@
     <w:p>
       <w:r>
         <w:br/>
-        <w:t xml:space="preserve">Organisatiecultuur is de verzameling van normen, waarden en gedragsuitingen die gedeeld worden door de leden van een organisatie. </w:t>
-        <w:br/>
-        <w:t xml:space="preserve">De organisatiecultuur kan zich uiten in uiterlijkheden en in diepgevoelde waarden. Sommige leden van de organisatie hebben door hun positie, </w:t>
-        <w:br/>
-        <w:t xml:space="preserve">kennis of uitstraling een grotere invloed op de cultuur dan anderen. Een organisatiecultuur die eenmaal is gevestigd, </w:t>
-        <w:br/>
-        <w:t xml:space="preserve">kan zo sterk zijn dat nieuwe leden in de organisatie zich de daarbij behorende gedragingen, houding en normen snel eigen maken. </w:t>
+        <w:t xml:space="preserve">Organisatiecultuur is de verzameling van normen, waarden en gedragsuitingen die gedeeld worden door de leden van een organisatie. De organisatiecultuur kan zich uiten in uiterlijkheden en in diepgevoelde waarden. Sommige leden van de organisatie hebben door hun positie, kennis of uitstraling een grotere invloed op de cultuur dan anderen. Een organisatiecultuur die eenmaal is gevestigd, kan zo sterk zijn dat nieuwe leden in de organisatie zich de daarbij behorende gedragingen, houding en normen snel eigen maken. </w:t>
         <w:br/>
         <w:t xml:space="preserve">Volgens ons onderzoek sluiten de volgende organisatieculturen het beste aan op jouw persoonlijkheid: </w:t>
         <w:br/>
@@ -393,23 +553,81 @@
     </w:p>
     <w:p>
       <w:r>
+        <w:rPr>
+          <w:b/>
+        </w:rPr>
         <w:t>De Innovatieve cultuur</w:t>
-        <w:br/>
+      </w:r>
+    </w:p>
+    <w:p>
+      <w:pPr>
+        <w:spacing w:after="120"/>
+        <w:ind w:left="0"/>
+      </w:pPr>
+      <w:r>
         <w:t>Een innovatieve bedrijfscultuur wordt gekenmerkt door:</w:t>
-        <w:br/>
-        <w:br/>
-        <w:t>Stimulering van creativiteit en experimenteren: Medewerkers worden aangemoedigd om nieuwe ideeën en oplossingen te bedenken, en er is ruimte voor het nemen van risico's en het leren van fouten.</w:t>
-        <w:br/>
-        <w:t>Waardering voor vernieuwing: De organisatie waardeert en moedigt vernieuwing aan als een manier om zich te onderscheiden en te groeien.</w:t>
-        <w:br/>
-        <w:t>Open communicatie en samenwerking: Er is een cultuur van openheid waarin teams en afdelingen samenwerken en ideeën delen.</w:t>
-        <w:br/>
-        <w:t>Autonomie en zelfsturing: Medewerkers krijgen de ruimte om autonomie te hebben in hun werk en zelfsturend te zijn in het nastreven van innovatieve projecten.</w:t>
-        <w:br/>
-        <w:t>Leiderschap dat innovatie ondersteunt: Leiders bieden ondersteuning, middelen en creëren een omgeving van continue verbetering en innovatie.</w:t>
-        <w:br/>
-        <w:t>Doelgerichtheid: Het uiteindelijke doel is om voortdurend te evolueren, anticiperen op veranderingen in de markt en nieuwe kansen te benutten om concurrentievoordeel te behalen.</w:t>
-        <w:br/>
+      </w:r>
+    </w:p>
+    <w:p>
+      <w:pPr>
+        <w:spacing w:after="120"/>
+        <w:ind w:left="567"/>
+      </w:pPr>
+      <w:r>
+        <w:t>• Stimulering van creativiteit en experimenteren: Medewerkers worden aangemoedigd om nieuwe ideeën en oplossingen te bedenken, en er is ruimte voor het nemen van risico's en het leren van fouten.</w:t>
+      </w:r>
+    </w:p>
+    <w:p>
+      <w:pPr>
+        <w:spacing w:after="120"/>
+        <w:ind w:left="567"/>
+      </w:pPr>
+      <w:r>
+        <w:t>• Waardering voor vernieuwing: De organisatie waardeert en moedigt vernieuwing aan als een manier om zich te onderscheiden en te groeien.</w:t>
+      </w:r>
+    </w:p>
+    <w:p>
+      <w:pPr>
+        <w:spacing w:after="120"/>
+        <w:ind w:left="567"/>
+      </w:pPr>
+      <w:r>
+        <w:t>• Open communicatie en samenwerking: Er is een cultuur van openheid waarin teams en afdelingen samenwerken en ideeën delen.</w:t>
+      </w:r>
+    </w:p>
+    <w:p>
+      <w:pPr>
+        <w:spacing w:after="120"/>
+        <w:ind w:left="567"/>
+      </w:pPr>
+      <w:r>
+        <w:t>• Autonomie en zelfsturing: Medewerkers krijgen de ruimte om autonomie te hebben in hun werk en zelfsturend te zijn in het nastreven van innovatieve projecten.</w:t>
+      </w:r>
+    </w:p>
+    <w:p>
+      <w:pPr>
+        <w:spacing w:after="120"/>
+        <w:ind w:left="567"/>
+      </w:pPr>
+      <w:r>
+        <w:t>• Leiderschap dat innovatie ondersteunt: Leiders bieden ondersteuning, middelen en creëren een omgeving van continue verbetering en innovatie.</w:t>
+      </w:r>
+    </w:p>
+    <w:p>
+      <w:pPr>
+        <w:spacing w:after="120"/>
+        <w:ind w:left="567"/>
+      </w:pPr>
+      <w:r>
+        <w:t>• Doelgerichtheid: Het uiteindelijke doel is om voortdurend te evolueren, anticiperen op veranderingen in de markt en nieuwe kansen te benutten om concurrentievoordeel te behalen.</w:t>
+      </w:r>
+    </w:p>
+    <w:p>
+      <w:pPr>
+        <w:spacing w:after="120"/>
+        <w:ind w:left="0"/>
+      </w:pPr>
+      <w:r>
         <w:t>Deze cultuur moedigt een dynamische en flexibele aanpak aan, waarbij de organisatie zich richt op het vinden van nieuwe manieren om waarde toe te voegen en zich aan te passen aan veranderende marktomstandigheden.</w:t>
       </w:r>
     </w:p>
@@ -423,22 +641,72 @@
     </w:p>
     <w:p>
       <w:r>
+        <w:rPr>
+          <w:b/>
+        </w:rPr>
         <w:t>De Resultaatgerichte cultuur</w:t>
-        <w:br/>
+      </w:r>
+    </w:p>
+    <w:p>
+      <w:pPr>
+        <w:spacing w:after="120"/>
+        <w:ind w:left="0"/>
+      </w:pPr>
+      <w:r>
         <w:t>Bij de resultaatgerichte cultuur staat een externe oriëntatie centraal, met een sterke focus op overeenkomsten met belanghebbenden en concurrentie met vergelijkbare organisaties. De kernwaarden zijn gericht op productiviteit, meetbare resultaten, winstgevendheid en taakgerichtheid. De organisatie streeft ernaar haar externe positie te versterken om een competitief voordeel te behouden.</w:t>
-        <w:br/>
-        <w:br/>
+      </w:r>
+    </w:p>
+    <w:p>
+      <w:pPr>
+        <w:spacing w:after="120"/>
+        <w:ind w:left="0"/>
+      </w:pPr>
+      <w:r>
         <w:t>Deze cultuur kenmerkt zich door:</w:t>
-        <w:br/>
-        <w:br/>
-        <w:t>Centrale focus op overeenkomsten met belanghebbenden: De organisatie legt grote nadruk op het voldoen aan de verwachtingen van klanten, partners en andere externe belanghebbenden.</w:t>
-        <w:br/>
-        <w:t>Concurrentiegerichtheid: De organisatie ziet andere vergelijkbare organisaties als concurrenten en streeft ernaar om marktleider te zijn of een sterke positie te behouden in de markt.</w:t>
-        <w:br/>
-        <w:t>Kernwaarden: Productiviteit, het behalen van meetbare resultaten, het realiseren van winst en het efficiënt uitvoeren van taken zijn essentiële elementen.</w:t>
-        <w:br/>
-        <w:t>Strategische agressiviteit: Leidinggevenden nemen beslissingen met een agressieve strategie, gericht op het behalen van het duidelijke doel om marktleider te zijn of een sterke concurrentiepositie te verwerven.</w:t>
-        <w:br/>
+      </w:r>
+    </w:p>
+    <w:p>
+      <w:pPr>
+        <w:spacing w:after="120"/>
+        <w:ind w:left="567"/>
+      </w:pPr>
+      <w:r>
+        <w:t>• Centrale focus op overeenkomsten met belanghebbenden: De organisatie legt grote nadruk op het voldoen aan de verwachtingen van klanten, partners en andere externe belanghebbenden.</w:t>
+      </w:r>
+    </w:p>
+    <w:p>
+      <w:pPr>
+        <w:spacing w:after="120"/>
+        <w:ind w:left="567"/>
+      </w:pPr>
+      <w:r>
+        <w:t>• Concurrentiegerichtheid: De organisatie ziet andere vergelijkbare organisaties als concurrenten en streeft ernaar om marktleider te zijn of een sterke positie te behouden in de markt.</w:t>
+      </w:r>
+    </w:p>
+    <w:p>
+      <w:pPr>
+        <w:spacing w:after="120"/>
+        <w:ind w:left="567"/>
+      </w:pPr>
+      <w:r>
+        <w:t>• Kernwaarden: Productiviteit, het behalen van meetbare resultaten, het realiseren van winst en het efficiënt uitvoeren van taken zijn essentiële elementen.</w:t>
+      </w:r>
+    </w:p>
+    <w:p>
+      <w:pPr>
+        <w:spacing w:after="120"/>
+        <w:ind w:left="567"/>
+      </w:pPr>
+      <w:r>
+        <w:t>• Strategische agressiviteit: Leidinggevenden nemen beslissingen met een agressieve strategie, gericht op het behalen van het duidelijke doel om marktleider te zijn of een sterke concurrentiepositie te verwerven.</w:t>
+      </w:r>
+    </w:p>
+    <w:p>
+      <w:pPr>
+        <w:spacing w:after="120"/>
+        <w:ind w:left="0"/>
+      </w:pPr>
+      <w:r>
         <w:t>Deze aanpak stimuleert een dynamische omgeving waarin prestaties en resultaten centraal staan, met leidinggevenden die veeleisend zijn en zich richten op het behalen van ambitieuze doelen in de competitieve markt.</w:t>
       </w:r>
     </w:p>
@@ -452,11 +720,7 @@
     </w:p>
     <w:p>
       <w:r>
-        <w:t xml:space="preserve">Onze functie analyse is gebaseerd op het zogenaamde Job Characteristics Model. </w:t>
-        <w:br/>
-        <w:t xml:space="preserve">Het Job Characteristics Model (JCM) van Hackman en Oldham beschrijft hoe specifieke kenmerken </w:t>
-        <w:br/>
-        <w:t xml:space="preserve">van een baan kunnen bijdragen aan de werktevredenheid en motivatie van werknemers. </w:t>
+        <w:t xml:space="preserve">Onze functie analyse is gebaseerd op het zogenaamde Job Characteristics Model. Het Job Characteristics Model (JCM) van Hackman en Oldham beschrijft hoe specifieke kenmerken van een baan kunnen bijdragen aan de werktevredenheid en motivatie van werknemers. </w:t>
         <w:br/>
         <w:t>De belangrijkste eigenschappen zijn:</w:t>
       </w:r>
@@ -510,9 +774,7 @@
     </w:p>
     <w:p>
       <w:r>
-        <w:t xml:space="preserve">De mate waarin een baan de vrijheid, onafhankelijkheid en discretie biedt bij het plannen </w:t>
-        <w:br/>
-        <w:t>van het werk en het bepalen van de procedures die worden gebruikt bij het uitvoeren van de taken.</w:t>
+        <w:t>De mate waarin een baan de vrijheid, onafhankelijkheid en discretie biedt bij het plannen van het werk en het bepalen van de procedures die worden gebruikt bij het uitvoeren van de taken.</w:t>
       </w:r>
     </w:p>
     <w:p>
